--- a/Lesson 42 - Guided Notes.docx
+++ b/Lesson 42 - Guided Notes.docx
@@ -302,12 +302,6 @@
                 <w:color w:val="0000FF"/>
               </w:rPr>
             </w:pPr>
-            <w:r>
-              <w:rPr>
-                <w:b/>
-              </w:rPr>
-              <w:t xml:space="preserve"/>
-            </w:r>
           </w:p>
         </w:tc>
         <w:tc>
@@ -601,11 +595,26 @@
           <w:tcPr>
             <w:tcW w:w="10536" w:type="dxa"/>
           </w:tcPr>
+          <w:p/>
+        </w:tc>
+        <w:tc>
+          <w:tcPr>
+            <w:tcW w:w="250" w:type="dxa"/>
+          </w:tcPr>
+          <w:p/>
+        </w:tc>
+      </w:tr>
+      <w:tr>
+        <w:tc>
+          <w:tcPr>
+            <w:tcW w:w="10536" w:type="dxa"/>
+          </w:tcPr>
           <w:p>
             <w:r>
               <w:rPr>
                 <w:b/>
               </w:rPr>
+              <w:lastRenderedPageBreak/>
               <w:t xml:space="preserve">3.  The 5-Second Rule:  </w:t>
             </w:r>
             <w:r>
@@ -615,6 +624,20 @@
               <w:t>How do you use seconds after a lightning flash to calculate its distance?</w:t>
             </w:r>
           </w:p>
+        </w:tc>
+        <w:tc>
+          <w:tcPr>
+            <w:tcW w:w="250" w:type="dxa"/>
+          </w:tcPr>
+          <w:p/>
+        </w:tc>
+      </w:tr>
+      <w:tr>
+        <w:tc>
+          <w:tcPr>
+            <w:tcW w:w="10536" w:type="dxa"/>
+          </w:tcPr>
+          <w:p/>
         </w:tc>
         <w:tc>
           <w:tcPr>
@@ -711,6 +734,20 @@
           <w:tcPr>
             <w:tcW w:w="10536" w:type="dxa"/>
           </w:tcPr>
+          <w:p/>
+        </w:tc>
+        <w:tc>
+          <w:tcPr>
+            <w:tcW w:w="250" w:type="dxa"/>
+          </w:tcPr>
+          <w:p/>
+        </w:tc>
+      </w:tr>
+      <w:tr>
+        <w:tc>
+          <w:tcPr>
+            <w:tcW w:w="10536" w:type="dxa"/>
+          </w:tcPr>
           <w:p>
             <w:r>
               <w:rPr>
@@ -766,6 +803,20 @@
           <w:tcPr>
             <w:tcW w:w="10536" w:type="dxa"/>
           </w:tcPr>
+          <w:p/>
+        </w:tc>
+        <w:tc>
+          <w:tcPr>
+            <w:tcW w:w="250" w:type="dxa"/>
+          </w:tcPr>
+          <w:p/>
+        </w:tc>
+      </w:tr>
+      <w:tr>
+        <w:tc>
+          <w:tcPr>
+            <w:tcW w:w="10536" w:type="dxa"/>
+          </w:tcPr>
           <w:p>
             <w:r>
               <w:t>Key Facts:</w:t>
@@ -826,11 +877,67 @@
           <w:tcPr>
             <w:tcW w:w="10536" w:type="dxa"/>
           </w:tcPr>
+          <w:p/>
+        </w:tc>
+        <w:tc>
+          <w:tcPr>
+            <w:tcW w:w="250" w:type="dxa"/>
+          </w:tcPr>
+          <w:p/>
+        </w:tc>
+      </w:tr>
+      <w:tr>
+        <w:tc>
+          <w:tcPr>
+            <w:tcW w:w="10536" w:type="dxa"/>
+          </w:tcPr>
+          <w:p/>
+        </w:tc>
+        <w:tc>
+          <w:tcPr>
+            <w:tcW w:w="250" w:type="dxa"/>
+          </w:tcPr>
+          <w:p/>
+        </w:tc>
+      </w:tr>
+      <w:tr>
+        <w:tc>
+          <w:tcPr>
+            <w:tcW w:w="10536" w:type="dxa"/>
+          </w:tcPr>
           <w:p>
             <w:r>
               <w:t>Q &amp; A:  Write any questions you still have after this lesson:</w:t>
             </w:r>
           </w:p>
+        </w:tc>
+        <w:tc>
+          <w:tcPr>
+            <w:tcW w:w="250" w:type="dxa"/>
+          </w:tcPr>
+          <w:p/>
+        </w:tc>
+      </w:tr>
+      <w:tr>
+        <w:tc>
+          <w:tcPr>
+            <w:tcW w:w="10536" w:type="dxa"/>
+          </w:tcPr>
+          <w:p/>
+        </w:tc>
+        <w:tc>
+          <w:tcPr>
+            <w:tcW w:w="250" w:type="dxa"/>
+          </w:tcPr>
+          <w:p/>
+        </w:tc>
+      </w:tr>
+      <w:tr>
+        <w:tc>
+          <w:tcPr>
+            <w:tcW w:w="10536" w:type="dxa"/>
+          </w:tcPr>
+          <w:p/>
         </w:tc>
         <w:tc>
           <w:tcPr>
